--- a/docs/05_CLI-Specification.docx
+++ b/docs/05_CLI-Specification.docx
@@ -113,7 +113,7 @@
           <w:sz w:val="20"/>
           <w:szCs w:val="20"/>
         </w:rPr>
-        <w:t>Version 1.2  ·  кодтой тулгасан (2026-09-07)</w:t>
+        <w:t>Version 1.3  ·  кодтой тулгасан (2026-09-14)</w:t>
       </w:r>
     </w:p>
     <w:p>
@@ -4275,7 +4275,7 @@
         <w:rPr>
           <w:rFonts w:ascii="Calibri" w:cs="Calibri" w:eastAsia="Calibri" w:hAnsi="Calibri"/>
         </w:rPr>
-        <w:t>Хувилбарын тэмдэглэл — v1.1 / v1.2 (2026-09-07)</w:t>
+        <w:t>Хувилбарын тэмдэглэл — v1.1 / v1.2 / v1.3</w:t>
       </w:r>
     </w:p>
     <w:p>
@@ -4372,6 +4372,66 @@
           <w:rFonts w:ascii="Calibri" w:cs="Calibri" w:eastAsia="Calibri" w:hAnsi="Calibri"/>
         </w:rPr>
         <w:t>(v1.2) scan нь rollup хийгдсэн үед stderr-т зөөлтийн тоог мэдэгдэнэ.</w:t>
+      </w:r>
+    </w:p>
+    <w:p>
+      <w:pPr>
+        <w:pStyle w:val="Heading1"/>
+        <w:spacing w:after="120" w:before="0" w:line="276"/>
+      </w:pPr>
+      <w:r>
+        <w:rPr>
+          <w:rFonts w:ascii="Calibri" w:cs="Calibri" w:eastAsia="Calibri" w:hAnsi="Calibri"/>
+        </w:rPr>
+        <w:t>• ШИНЭ КОМАНД (v1.3): tatar-kuber diff --old a.json --new b.json [-o text|json] [--lang mn|en] [--fail-on-new critical|high|medium|low] [--all]. Хоёр scan-ыг тогтвортой finding ID (StableID(control, resource, namespace))-гаар тулгаж шинэ / зассан / дордсон / сайжирсан / хэвээр гэж ангилна; severity тус бүрийн ба cluster онооны зөрүүг гаргана.</w:t>
+      </w:r>
+    </w:p>
+    <w:p>
+      <w:pPr>
+        <w:pStyle w:val="Heading1"/>
+        <w:spacing w:after="120" w:before="0" w:line="276"/>
+      </w:pPr>
+      <w:r>
+        <w:rPr>
+          <w:rFonts w:ascii="Calibri" w:cs="Calibri" w:eastAsia="Calibri" w:hAnsi="Calibri"/>
+        </w:rPr>
+        <w:t>• Exit code: 0 — OK; 1 — --fail-on-new босго давсан (шинэ finding тэр severity-с дээш); 2 — файл унших/parse алдаа; 3 — --old эсвэл --new дутуу.</w:t>
+      </w:r>
+    </w:p>
+    <w:p>
+      <w:pPr>
+        <w:pStyle w:val="Heading1"/>
+        <w:spacing w:after="120" w:before="0" w:line="276"/>
+      </w:pPr>
+      <w:r>
+        <w:rPr>
+          <w:rFonts w:ascii="Calibri" w:cs="Calibri" w:eastAsia="Calibri" w:hAnsi="Calibri"/>
+        </w:rPr>
+        <w:t>• diff нь metadata.scanner_runs-ыг МӨН тулгана. Өмнө finding өгч байсан scanner одоо 0 өгвөл, эсвэл ok төлвөөс гарвал "ХАМРАХ ХҮРЭЭ БУУРСАН" гэж тэмдэглэнэ — тоо буурахыг "зассан" гэж уншихаас сэргийлнэ (v1.0.0-ийн алдааны хэв маяг).</w:t>
+      </w:r>
+    </w:p>
+    <w:p>
+      <w:pPr>
+        <w:pStyle w:val="Heading1"/>
+        <w:spacing w:after="120" w:before="0" w:line="276"/>
+      </w:pPr>
+      <w:r>
+        <w:rPr>
+          <w:rFonts w:ascii="Calibri" w:cs="Calibri" w:eastAsia="Calibri" w:hAnsi="Calibri"/>
+        </w:rPr>
+        <w:t>• Итгэх боломжгүй харьцуулалтыг анхааруулгаар хэлнэ: өөр cluster, өөр горим (Mode A vs B), нэг тал нь --no-rollup (resource өөрчлөгддөг тул ID бүр солигдоно), схем/хувилбарын зөрүү.</w:t>
+      </w:r>
+    </w:p>
+    <w:p>
+      <w:pPr>
+        <w:pStyle w:val="Heading1"/>
+        <w:spacing w:after="120" w:before="0" w:line="276"/>
+      </w:pPr>
+      <w:r>
+        <w:rPr>
+          <w:rFonts w:ascii="Calibri" w:cs="Calibri" w:eastAsia="Calibri" w:hAnsi="Calibri"/>
+        </w:rPr>
+        <w:t>• Тест: 17 пакет (internal/diff — 6 тест; internal/cli-д diff-ийн E2E: rollup-тай ба rollup-гүй хоёр бодит scan, exit code бүр).</w:t>
       </w:r>
     </w:p>
     <w:sectPr>

--- a/docs/05_CLI-Specification.docx
+++ b/docs/05_CLI-Specification.docx
@@ -4432,6 +4432,42 @@
           <w:rFonts w:ascii="Calibri" w:cs="Calibri" w:eastAsia="Calibri" w:hAnsi="Calibri"/>
         </w:rPr>
         <w:t>• Тест: 17 пакет (internal/diff — 6 тест; internal/cli-д diff-ийн E2E: rollup-тай ба rollup-гүй хоёр бодит scan, exit code бүр).</w:t>
+      </w:r>
+    </w:p>
+    <w:p>
+      <w:pPr>
+        <w:pStyle w:val="Heading1"/>
+        <w:spacing w:after="120" w:before="0" w:line="276"/>
+      </w:pPr>
+      <w:r>
+        <w:rPr>
+          <w:rFonts w:ascii="Calibri" w:cs="Calibri" w:eastAsia="Calibri" w:hAnsi="Calibri"/>
+        </w:rPr>
+        <w:t>• diff-ийн тулгах түлхүүр: ердийн үед finding.ID. ГЭХДЭЭ нэг талд ID хоосон finding байвал (гараар засагдсан эсвэл хуучин хувилбарын файл) ХОЁР талыг canonical түлхүүрээр (control|resource|namespace) тулгана — эс бөгөөс ID-гүй бүх finding нэг түлхүүрт нийлж, ижил асуудал "зассан + шинэ" гэж хоёр удаа тоологдоно.</w:t>
+      </w:r>
+    </w:p>
+    <w:p>
+      <w:pPr>
+        <w:pStyle w:val="Heading1"/>
+        <w:spacing w:after="120" w:before="0" w:line="276"/>
+      </w:pPr>
+      <w:r>
+        <w:rPr>
+          <w:rFonts w:ascii="Calibri" w:cs="Calibri" w:eastAsia="Calibri" w:hAnsi="Calibri"/>
+        </w:rPr>
+        <w:t>• metadata.scanner_runs нэг талд огт байхгүй бол scanner бүрийг "унасан" гэж зарлахгүй (худал сэрэмжлүүлэг болно). Оронд нь "хамрах хүрээг харьцуулах боломжгүй" гэсэн нэг анхааруулга өгч, тоог 0 гэхийн оронд "—" гэж харуулна: 0 нь "олдсонгүй", "—" нь "мэдэгдэхгүй".</w:t>
+      </w:r>
+    </w:p>
+    <w:p>
+      <w:pPr>
+        <w:pStyle w:val="Heading1"/>
+        <w:spacing w:after="120" w:before="0" w:line="276"/>
+      </w:pPr>
+      <w:r>
+        <w:rPr>
+          <w:rFonts w:ascii="Calibri" w:cs="Calibri" w:eastAsia="Calibri" w:hAnsi="Calibri"/>
+        </w:rPr>
+        <w:t>• Анхааруулга бүр {code, mn, en} бүтэцтэй: CLI нь --lang-ийн дагуу сонгоно, JSON хэрэглэгч code-оор машинаар боловсруулна. Код: missing_ids, no_scanner_runs_old, no_scanner_runs_new, cluster_mismatch, mode_mismatch, rollup_mismatch, schema_mismatch, version_mismatch, scanner_absent, scanner_zero, scanner_status.</w:t>
       </w:r>
     </w:p>
     <w:sectPr>

--- a/docs/05_CLI-Specification.docx
+++ b/docs/05_CLI-Specification.docx
@@ -675,6 +675,64 @@
                 <w:szCs w:val="18"/>
               </w:rPr>
               <w:t>expected-findings.json-той тулгаж regression шалгана</w:t>
+            </w:r>
+          </w:p>
+        </w:tc>
+      </w:tr>
+      <w:tr>
+        <w:tc>
+          <w:tcPr>
+            <w:tcW w:type="dxa" w:w="3200"/>
+            <w:shd w:fill="EFF3F6" w:color="auto" w:val="clear"/>
+            <w:tcMar>
+              <w:top w:type="dxa" w:w="40"/>
+              <w:left w:type="dxa" w:w="90"/>
+              <w:bottom w:type="dxa" w:w="40"/>
+              <w:right w:type="dxa" w:w="90"/>
+            </w:tcMar>
+          </w:tcPr>
+          <w:p>
+            <w:pPr>
+              <w:spacing w:after="20" w:line="252"/>
+            </w:pPr>
+            <w:r>
+              <w:rPr>
+                <w:rFonts w:ascii="Calibri" w:cs="Calibri" w:eastAsia="Calibri" w:hAnsi="Calibri"/>
+                <w:b w:val="false"/>
+                <w:bCs w:val="false"/>
+                <w:color w:val="1A1A1A"/>
+                <w:sz w:val="18"/>
+                <w:szCs w:val="18"/>
+              </w:rPr>
+              <w:t>tatar-kuber top</w:t>
+            </w:r>
+          </w:p>
+        </w:tc>
+        <w:tc>
+          <w:tcPr>
+            <w:tcW w:type="dxa" w:w="5800"/>
+            <w:shd w:fill="EFF3F6" w:color="auto" w:val="clear"/>
+            <w:tcMar>
+              <w:top w:type="dxa" w:w="40"/>
+              <w:left w:type="dxa" w:w="90"/>
+              <w:bottom w:type="dxa" w:w="40"/>
+              <w:right w:type="dxa" w:w="90"/>
+            </w:tcMar>
+          </w:tcPr>
+          <w:p>
+            <w:pPr>
+              <w:spacing w:after="20" w:line="252"/>
+            </w:pPr>
+            <w:r>
+              <w:rPr>
+                <w:rFonts w:ascii="Calibri" w:cs="Calibri" w:eastAsia="Calibri" w:hAnsi="Calibri"/>
+                <w:b w:val="false"/>
+                <w:bCs w:val="false"/>
+                <w:color w:val="1A1A1A"/>
+                <w:sz w:val="18"/>
+                <w:szCs w:val="18"/>
+              </w:rPr>
+              <w:t>Дууссан scan-аас юунаас эхлэхийг эрэмблэнэ: хамгийн их ачаа үүрсэн workload (severity-гээр жигнэсэн) ба хамгийн олон өөр resource-д тусч байгаа control. --limit нь хүснэгт тус бүрийн мөрийн тоо (default 10). Диск дээр юу ч бичихгүй.</w:t>
             </w:r>
           </w:p>
         </w:tc>
@@ -4678,6 +4736,54 @@
           <w:rFonts w:ascii="Calibri" w:cs="Calibri" w:eastAsia="Calibri" w:hAnsi="Calibri"/>
         </w:rPr>
         <w:t>• (v1.6) Тест: TestCLI_GateBaseline — baseline-гүй (exit 1), өөрчлөлтгүй baseline (exit 0), шинэ CRITICAL (exit 1), дордсон олдвор (exit 1), cluster зөрсөн baseline (exit 1, хэрэгсэхгүй), байхгүй файл (exit 2).</w:t>
+      </w:r>
+    </w:p>
+    <w:p>
+      <w:pPr>
+        <w:pStyle w:val="Heading1"/>
+        <w:spacing w:after="120" w:before="0" w:line="276"/>
+      </w:pPr>
+      <w:r>
+        <w:rPr>
+          <w:rFonts w:ascii="Calibri" w:cs="Calibri" w:eastAsia="Calibri" w:hAnsi="Calibri"/>
+        </w:rPr>
+        <w:t>• ШИНЭ КОМАНД (v1.7): tatar-kuber top --input scan-result.json [--limit N] [--lang mn|en]. Хоёр хүснэгт хэвлэнэ: (1) workload-ууд, severity-ийн зэрэглэлийн нийлбэрээр эрэмбэлсэн (тэнцвэл олдворын тоо, дараа нь нэр); (2) control-ууд, тусч байгаа ӨӨР resource-ийн тоогоор эрэмбэлсэн (тэнцвэл severity). Хоёр дахь хүснэгт нь ихэвчлэн чухал нь: гучин workload дээр унасан нэг control бол гучин засвар биш, НЭГ засвар.</w:t>
+      </w:r>
+    </w:p>
+    <w:p>
+      <w:pPr>
+        <w:pStyle w:val="Heading1"/>
+        <w:spacing w:after="120" w:before="0" w:line="276"/>
+      </w:pPr>
+      <w:r>
+        <w:rPr>
+          <w:rFonts w:ascii="Calibri" w:cs="Calibri" w:eastAsia="Calibri" w:hAnsi="Calibri"/>
+        </w:rPr>
+        <w:t>• (v1.7) Эрэмбэлэлтийн ДҮРЭМ нь гаралтын хэсэг — тайлбаргүй эрэмбэ нь тайлбаргүй оноотой адил муу. Тиймээс эрэмбийн үндэслэл баримтад бичигдэв, флагийн тайлбарт давтагдана.</w:t>
+      </w:r>
+    </w:p>
+    <w:p>
+      <w:pPr>
+        <w:pStyle w:val="Heading1"/>
+        <w:spacing w:after="120" w:before="0" w:line="276"/>
+      </w:pPr>
+      <w:r>
+        <w:rPr>
+          <w:rFonts w:ascii="Calibri" w:cs="Calibri" w:eastAsia="Calibri" w:hAnsi="Calibri"/>
+        </w:rPr>
+        <w:t>• (v1.7) top нь зөвхөн УНШИНА: scan-result.json-д гар хүрэхгүй, шинэ файл үүсгэхгүй. Exit code: 0 — OK (олдворгүй scan ч мөн 0, алдаа биш); 2 — оролт уншигдахгүй/эвдэрсэн, эсвэл танигдахгүй флаг. --input нь default-тай (scan-result.json) тул 'дутуу' гэсэн тохиолдол байхгүй — exit 3 энэ командад гарахгүй.</w:t>
+      </w:r>
+    </w:p>
+    <w:p>
+      <w:pPr>
+        <w:pStyle w:val="Heading1"/>
+        <w:spacing w:after="120" w:before="0" w:line="276"/>
+      </w:pPr>
+      <w:r>
+        <w:rPr>
+          <w:rFonts w:ascii="Calibri" w:cs="Calibri" w:eastAsia="Calibri" w:hAnsi="Calibri"/>
+        </w:rPr>
+        <w:t>• (v1.7) Тест: internal/cli/top_test.go — TestTop_RanksResourcesBySeverityWeightNotCount, TestTop_ControlsCountDistinctResources, TestTop_EmptyScanIsNotAnError, TestTop_MissingInputIsExit2, TestTop_LimitSaysHowManyWereHidden.</w:t>
       </w:r>
     </w:p>
     <w:sectPr>
